--- a/Selenium_WebDriver/reports/Medical_Test_Report.docx
+++ b/Selenium_WebDriver/reports/Medical_Test_Report.docx
@@ -28,7 +28,7 @@
           <w:color w:val="000000"/>
           <w:sz w:val="26"/>
         </w:rPr>
-        <w:t>Thời gian tạo báo cáo: 07/09/2026 19:12:19</w:t>
+        <w:t>Thời gian tạo báo cáo: 14/09/2026 19:39:36</w:t>
       </w:r>
     </w:p>
     <w:p/>
@@ -410,22 +410,22 @@
                 <w:color w:val="000000"/>
                 <w:sz w:val="26"/>
               </w:rPr>
-              <w:t>07/09/2026 19:03:03</w:t>
-            </w:r>
-          </w:p>
-        </w:tc>
-        <w:tc>
-          <w:tcPr>
-            <w:tcW w:type="dxa" w:w="1440"/>
-          </w:tcPr>
-          <w:p>
-            <w:r>
-              <w:rPr>
-                <w:rFonts w:ascii="Times New Roman" w:hAnsi="Times New Roman" w:eastAsia="Times New Roman"/>
-                <w:color w:val="000000"/>
-                <w:sz w:val="26"/>
-              </w:rPr>
-              <w:t>5.89</w:t>
+              <w:t>14/09/2026 19:29:50</w:t>
+            </w:r>
+          </w:p>
+        </w:tc>
+        <w:tc>
+          <w:tcPr>
+            <w:tcW w:type="dxa" w:w="1440"/>
+          </w:tcPr>
+          <w:p>
+            <w:r>
+              <w:rPr>
+                <w:rFonts w:ascii="Times New Roman" w:hAnsi="Times New Roman" w:eastAsia="Times New Roman"/>
+                <w:color w:val="000000"/>
+                <w:sz w:val="26"/>
+              </w:rPr>
+              <w:t>5.86</w:t>
             </w:r>
           </w:p>
         </w:tc>
@@ -500,22 +500,22 @@
                 <w:color w:val="000000"/>
                 <w:sz w:val="26"/>
               </w:rPr>
-              <w:t>07/09/2026 19:03:11</w:t>
-            </w:r>
-          </w:p>
-        </w:tc>
-        <w:tc>
-          <w:tcPr>
-            <w:tcW w:type="dxa" w:w="1440"/>
-          </w:tcPr>
-          <w:p>
-            <w:r>
-              <w:rPr>
-                <w:rFonts w:ascii="Times New Roman" w:hAnsi="Times New Roman" w:eastAsia="Times New Roman"/>
-                <w:color w:val="000000"/>
-                <w:sz w:val="26"/>
-              </w:rPr>
-              <w:t>5.36</w:t>
+              <w:t>14/09/2026 19:29:59</w:t>
+            </w:r>
+          </w:p>
+        </w:tc>
+        <w:tc>
+          <w:tcPr>
+            <w:tcW w:type="dxa" w:w="1440"/>
+          </w:tcPr>
+          <w:p>
+            <w:r>
+              <w:rPr>
+                <w:rFonts w:ascii="Times New Roman" w:hAnsi="Times New Roman" w:eastAsia="Times New Roman"/>
+                <w:color w:val="000000"/>
+                <w:sz w:val="26"/>
+              </w:rPr>
+              <w:t>5.47</w:t>
             </w:r>
           </w:p>
         </w:tc>
@@ -590,22 +590,22 @@
                 <w:color w:val="000000"/>
                 <w:sz w:val="26"/>
               </w:rPr>
-              <w:t>07/09/2026 19:03:20</w:t>
-            </w:r>
-          </w:p>
-        </w:tc>
-        <w:tc>
-          <w:tcPr>
-            <w:tcW w:type="dxa" w:w="1440"/>
-          </w:tcPr>
-          <w:p>
-            <w:r>
-              <w:rPr>
-                <w:rFonts w:ascii="Times New Roman" w:hAnsi="Times New Roman" w:eastAsia="Times New Roman"/>
-                <w:color w:val="000000"/>
-                <w:sz w:val="26"/>
-              </w:rPr>
-              <w:t>5.43</w:t>
+              <w:t>14/09/2026 19:30:07</w:t>
+            </w:r>
+          </w:p>
+        </w:tc>
+        <w:tc>
+          <w:tcPr>
+            <w:tcW w:type="dxa" w:w="1440"/>
+          </w:tcPr>
+          <w:p>
+            <w:r>
+              <w:rPr>
+                <w:rFonts w:ascii="Times New Roman" w:hAnsi="Times New Roman" w:eastAsia="Times New Roman"/>
+                <w:color w:val="000000"/>
+                <w:sz w:val="26"/>
+              </w:rPr>
+              <w:t>5.48</w:t>
             </w:r>
           </w:p>
         </w:tc>
@@ -680,22 +680,22 @@
                 <w:color w:val="000000"/>
                 <w:sz w:val="26"/>
               </w:rPr>
-              <w:t>07/09/2026 19:03:32</w:t>
-            </w:r>
-          </w:p>
-        </w:tc>
-        <w:tc>
-          <w:tcPr>
-            <w:tcW w:type="dxa" w:w="1440"/>
-          </w:tcPr>
-          <w:p>
-            <w:r>
-              <w:rPr>
-                <w:rFonts w:ascii="Times New Roman" w:hAnsi="Times New Roman" w:eastAsia="Times New Roman"/>
-                <w:color w:val="000000"/>
-                <w:sz w:val="26"/>
-              </w:rPr>
-              <w:t>8.76</w:t>
+              <w:t>14/09/2026 19:30:19</w:t>
+            </w:r>
+          </w:p>
+        </w:tc>
+        <w:tc>
+          <w:tcPr>
+            <w:tcW w:type="dxa" w:w="1440"/>
+          </w:tcPr>
+          <w:p>
+            <w:r>
+              <w:rPr>
+                <w:rFonts w:ascii="Times New Roman" w:hAnsi="Times New Roman" w:eastAsia="Times New Roman"/>
+                <w:color w:val="000000"/>
+                <w:sz w:val="26"/>
+              </w:rPr>
+              <w:t>8.71</w:t>
             </w:r>
           </w:p>
         </w:tc>
@@ -770,22 +770,22 @@
                 <w:color w:val="000000"/>
                 <w:sz w:val="26"/>
               </w:rPr>
-              <w:t>07/09/2026 19:03:37</w:t>
-            </w:r>
-          </w:p>
-        </w:tc>
-        <w:tc>
-          <w:tcPr>
-            <w:tcW w:type="dxa" w:w="1440"/>
-          </w:tcPr>
-          <w:p>
-            <w:r>
-              <w:rPr>
-                <w:rFonts w:ascii="Times New Roman" w:hAnsi="Times New Roman" w:eastAsia="Times New Roman"/>
-                <w:color w:val="000000"/>
-                <w:sz w:val="26"/>
-              </w:rPr>
-              <w:t>2.23</w:t>
+              <w:t>14/09/2026 19:30:25</w:t>
+            </w:r>
+          </w:p>
+        </w:tc>
+        <w:tc>
+          <w:tcPr>
+            <w:tcW w:type="dxa" w:w="1440"/>
+          </w:tcPr>
+          <w:p>
+            <w:r>
+              <w:rPr>
+                <w:rFonts w:ascii="Times New Roman" w:hAnsi="Times New Roman" w:eastAsia="Times New Roman"/>
+                <w:color w:val="000000"/>
+                <w:sz w:val="26"/>
+              </w:rPr>
+              <w:t>2.25</w:t>
             </w:r>
           </w:p>
         </w:tc>
@@ -860,22 +860,22 @@
                 <w:color w:val="000000"/>
                 <w:sz w:val="26"/>
               </w:rPr>
-              <w:t>07/09/2026 19:03:47</w:t>
-            </w:r>
-          </w:p>
-        </w:tc>
-        <w:tc>
-          <w:tcPr>
-            <w:tcW w:type="dxa" w:w="1440"/>
-          </w:tcPr>
-          <w:p>
-            <w:r>
-              <w:rPr>
-                <w:rFonts w:ascii="Times New Roman" w:hAnsi="Times New Roman" w:eastAsia="Times New Roman"/>
-                <w:color w:val="000000"/>
-                <w:sz w:val="26"/>
-              </w:rPr>
-              <w:t>6.20</w:t>
+              <w:t>14/09/2026 19:30:34</w:t>
+            </w:r>
+          </w:p>
+        </w:tc>
+        <w:tc>
+          <w:tcPr>
+            <w:tcW w:type="dxa" w:w="1440"/>
+          </w:tcPr>
+          <w:p>
+            <w:r>
+              <w:rPr>
+                <w:rFonts w:ascii="Times New Roman" w:hAnsi="Times New Roman" w:eastAsia="Times New Roman"/>
+                <w:color w:val="000000"/>
+                <w:sz w:val="26"/>
+              </w:rPr>
+              <w:t>6.27</w:t>
             </w:r>
           </w:p>
         </w:tc>
@@ -950,22 +950,22 @@
                 <w:color w:val="000000"/>
                 <w:sz w:val="26"/>
               </w:rPr>
-              <w:t>07/09/2026 19:04:10</w:t>
-            </w:r>
-          </w:p>
-        </w:tc>
-        <w:tc>
-          <w:tcPr>
-            <w:tcW w:type="dxa" w:w="1440"/>
-          </w:tcPr>
-          <w:p>
-            <w:r>
-              <w:rPr>
-                <w:rFonts w:ascii="Times New Roman" w:hAnsi="Times New Roman" w:eastAsia="Times New Roman"/>
-                <w:color w:val="000000"/>
-                <w:sz w:val="26"/>
-              </w:rPr>
-              <w:t>20.19</w:t>
+              <w:t>14/09/2026 19:30:58</w:t>
+            </w:r>
+          </w:p>
+        </w:tc>
+        <w:tc>
+          <w:tcPr>
+            <w:tcW w:type="dxa" w:w="1440"/>
+          </w:tcPr>
+          <w:p>
+            <w:r>
+              <w:rPr>
+                <w:rFonts w:ascii="Times New Roman" w:hAnsi="Times New Roman" w:eastAsia="Times New Roman"/>
+                <w:color w:val="000000"/>
+                <w:sz w:val="26"/>
+              </w:rPr>
+              <w:t>20.26</w:t>
             </w:r>
           </w:p>
         </w:tc>
@@ -1040,22 +1040,22 @@
                 <w:color w:val="000000"/>
                 <w:sz w:val="26"/>
               </w:rPr>
-              <w:t>07/09/2026 19:04:23</w:t>
-            </w:r>
-          </w:p>
-        </w:tc>
-        <w:tc>
-          <w:tcPr>
-            <w:tcW w:type="dxa" w:w="1440"/>
-          </w:tcPr>
-          <w:p>
-            <w:r>
-              <w:rPr>
-                <w:rFonts w:ascii="Times New Roman" w:hAnsi="Times New Roman" w:eastAsia="Times New Roman"/>
-                <w:color w:val="000000"/>
-                <w:sz w:val="26"/>
-              </w:rPr>
-              <w:t>9.80</w:t>
+              <w:t>14/09/2026 19:31:11</w:t>
+            </w:r>
+          </w:p>
+        </w:tc>
+        <w:tc>
+          <w:tcPr>
+            <w:tcW w:type="dxa" w:w="1440"/>
+          </w:tcPr>
+          <w:p>
+            <w:r>
+              <w:rPr>
+                <w:rFonts w:ascii="Times New Roman" w:hAnsi="Times New Roman" w:eastAsia="Times New Roman"/>
+                <w:color w:val="000000"/>
+                <w:sz w:val="26"/>
+              </w:rPr>
+              <w:t>9.88</w:t>
             </w:r>
           </w:p>
         </w:tc>
@@ -1130,7 +1130,7 @@
                 <w:color w:val="000000"/>
                 <w:sz w:val="26"/>
               </w:rPr>
-              <w:t>07/09/2026 19:04:32</w:t>
+              <w:t>14/09/2026 19:31:20</w:t>
             </w:r>
           </w:p>
         </w:tc>
@@ -1356,22 +1356,22 @@
                 <w:color w:val="000000"/>
                 <w:sz w:val="26"/>
               </w:rPr>
-              <w:t>07/09/2026 19:02:57</w:t>
-            </w:r>
-          </w:p>
-        </w:tc>
-        <w:tc>
-          <w:tcPr>
-            <w:tcW w:type="dxa" w:w="1440"/>
-          </w:tcPr>
-          <w:p>
-            <w:r>
-              <w:rPr>
-                <w:rFonts w:ascii="Times New Roman" w:hAnsi="Times New Roman" w:eastAsia="Times New Roman"/>
-                <w:color w:val="000000"/>
-                <w:sz w:val="26"/>
-              </w:rPr>
-              <w:t>Chuẩn bị appointment #651 ở trạng thái Đã xác nhận và chưa có hồ sơ bệnh án</w:t>
+              <w:t>14/09/2026 19:29:44</w:t>
+            </w:r>
+          </w:p>
+        </w:tc>
+        <w:tc>
+          <w:tcPr>
+            <w:tcW w:type="dxa" w:w="1440"/>
+          </w:tcPr>
+          <w:p>
+            <w:r>
+              <w:rPr>
+                <w:rFonts w:ascii="Times New Roman" w:hAnsi="Times New Roman" w:eastAsia="Times New Roman"/>
+                <w:color w:val="000000"/>
+                <w:sz w:val="26"/>
+              </w:rPr>
+              <w:t>Chuẩn bị appointment #714 ở trạng thái Đã xác nhận và chưa có hồ sơ bệnh án</w:t>
             </w:r>
           </w:p>
         </w:tc>
@@ -1447,7 +1447,7 @@
                 <w:color w:val="000000"/>
                 <w:sz w:val="26"/>
               </w:rPr>
-              <w:t>07/09/2026 19:02:58</w:t>
+              <w:t>14/09/2026 19:29:46</w:t>
             </w:r>
           </w:p>
         </w:tc>
@@ -1538,22 +1538,22 @@
                 <w:color w:val="000000"/>
                 <w:sz w:val="26"/>
               </w:rPr>
-              <w:t>07/09/2026 19:02:59</w:t>
-            </w:r>
-          </w:p>
-        </w:tc>
-        <w:tc>
-          <w:tcPr>
-            <w:tcW w:type="dxa" w:w="1440"/>
-          </w:tcPr>
-          <w:p>
-            <w:r>
-              <w:rPr>
-                <w:rFonts w:ascii="Times New Roman" w:hAnsi="Times New Roman" w:eastAsia="Times New Roman"/>
-                <w:color w:val="000000"/>
-                <w:sz w:val="26"/>
-              </w:rPr>
-              <w:t>Mở trang Lịch hẹn bệnh nhân và tìm đúng appointment #651</w:t>
+              <w:t>14/09/2026 19:29:46</w:t>
+            </w:r>
+          </w:p>
+        </w:tc>
+        <w:tc>
+          <w:tcPr>
+            <w:tcW w:type="dxa" w:w="1440"/>
+          </w:tcPr>
+          <w:p>
+            <w:r>
+              <w:rPr>
+                <w:rFonts w:ascii="Times New Roman" w:hAnsi="Times New Roman" w:eastAsia="Times New Roman"/>
+                <w:color w:val="000000"/>
+                <w:sz w:val="26"/>
+              </w:rPr>
+              <w:t>Mở trang Lịch hẹn bệnh nhân và tìm đúng appointment #714</w:t>
             </w:r>
           </w:p>
         </w:tc>
@@ -1629,22 +1629,22 @@
                 <w:color w:val="000000"/>
                 <w:sz w:val="26"/>
               </w:rPr>
-              <w:t>07/09/2026 19:02:59</w:t>
-            </w:r>
-          </w:p>
-        </w:tc>
-        <w:tc>
-          <w:tcPr>
-            <w:tcW w:type="dxa" w:w="1440"/>
-          </w:tcPr>
-          <w:p>
-            <w:r>
-              <w:rPr>
-                <w:rFonts w:ascii="Times New Roman" w:hAnsi="Times New Roman" w:eastAsia="Times New Roman"/>
-                <w:color w:val="000000"/>
-                <w:sz w:val="26"/>
-              </w:rPr>
-              <w:t>Appointment #651 ở trạng thái Đã xác nhận và có nút Khám bệnh</w:t>
+              <w:t>14/09/2026 19:29:46</w:t>
+            </w:r>
+          </w:p>
+        </w:tc>
+        <w:tc>
+          <w:tcPr>
+            <w:tcW w:type="dxa" w:w="1440"/>
+          </w:tcPr>
+          <w:p>
+            <w:r>
+              <w:rPr>
+                <w:rFonts w:ascii="Times New Roman" w:hAnsi="Times New Roman" w:eastAsia="Times New Roman"/>
+                <w:color w:val="000000"/>
+                <w:sz w:val="26"/>
+              </w:rPr>
+              <w:t>Appointment #714 ở trạng thái Đã xác nhận và có nút Khám bệnh</w:t>
             </w:r>
           </w:p>
         </w:tc>
@@ -1720,22 +1720,22 @@
                 <w:color w:val="000000"/>
                 <w:sz w:val="26"/>
               </w:rPr>
-              <w:t>07/09/2026 19:02:59</w:t>
-            </w:r>
-          </w:p>
-        </w:tc>
-        <w:tc>
-          <w:tcPr>
-            <w:tcW w:type="dxa" w:w="1440"/>
-          </w:tcPr>
-          <w:p>
-            <w:r>
-              <w:rPr>
-                <w:rFonts w:ascii="Times New Roman" w:hAnsi="Times New Roman" w:eastAsia="Times New Roman"/>
-                <w:color w:val="000000"/>
-                <w:sz w:val="26"/>
-              </w:rPr>
-              <w:t>Nhấn Khám bệnh cho appointment #651 thành công</w:t>
+              <w:t>14/09/2026 19:29:46</w:t>
+            </w:r>
+          </w:p>
+        </w:tc>
+        <w:tc>
+          <w:tcPr>
+            <w:tcW w:type="dxa" w:w="1440"/>
+          </w:tcPr>
+          <w:p>
+            <w:r>
+              <w:rPr>
+                <w:rFonts w:ascii="Times New Roman" w:hAnsi="Times New Roman" w:eastAsia="Times New Roman"/>
+                <w:color w:val="000000"/>
+                <w:sz w:val="26"/>
+              </w:rPr>
+              <w:t>Nhấn Khám bệnh cho appointment #714 thành công</w:t>
             </w:r>
           </w:p>
         </w:tc>
@@ -1811,22 +1811,22 @@
                 <w:color w:val="000000"/>
                 <w:sz w:val="26"/>
               </w:rPr>
-              <w:t>07/09/2026 19:02:59</w:t>
-            </w:r>
-          </w:p>
-        </w:tc>
-        <w:tc>
-          <w:tcPr>
-            <w:tcW w:type="dxa" w:w="1440"/>
-          </w:tcPr>
-          <w:p>
-            <w:r>
-              <w:rPr>
-                <w:rFonts w:ascii="Times New Roman" w:hAnsi="Times New Roman" w:eastAsia="Times New Roman"/>
-                <w:color w:val="000000"/>
-                <w:sz w:val="26"/>
-              </w:rPr>
-              <w:t>Mở đúng trang Khám bệnh của appointment #651</w:t>
+              <w:t>14/09/2026 19:29:46</w:t>
+            </w:r>
+          </w:p>
+        </w:tc>
+        <w:tc>
+          <w:tcPr>
+            <w:tcW w:type="dxa" w:w="1440"/>
+          </w:tcPr>
+          <w:p>
+            <w:r>
+              <w:rPr>
+                <w:rFonts w:ascii="Times New Roman" w:hAnsi="Times New Roman" w:eastAsia="Times New Roman"/>
+                <w:color w:val="000000"/>
+                <w:sz w:val="26"/>
+              </w:rPr>
+              <w:t>Mở đúng trang Khám bệnh của appointment #714</w:t>
             </w:r>
           </w:p>
         </w:tc>
@@ -1902,7 +1902,7 @@
                 <w:color w:val="000000"/>
                 <w:sz w:val="26"/>
               </w:rPr>
-              <w:t>07/09/2026 19:02:59</w:t>
+              <w:t>14/09/2026 19:29:46</w:t>
             </w:r>
           </w:p>
         </w:tc>
@@ -1993,7 +1993,7 @@
                 <w:color w:val="000000"/>
                 <w:sz w:val="26"/>
               </w:rPr>
-              <w:t>07/09/2026 19:02:59</w:t>
+              <w:t>14/09/2026 19:29:47</w:t>
             </w:r>
           </w:p>
         </w:tc>
@@ -2084,22 +2084,22 @@
                 <w:color w:val="000000"/>
                 <w:sz w:val="26"/>
               </w:rPr>
-              <w:t>07/09/2026 19:03:03</w:t>
-            </w:r>
-          </w:p>
-        </w:tc>
-        <w:tc>
-          <w:tcPr>
-            <w:tcW w:type="dxa" w:w="1440"/>
-          </w:tcPr>
-          <w:p>
-            <w:r>
-              <w:rPr>
-                <w:rFonts w:ascii="Times New Roman" w:hAnsi="Times New Roman" w:eastAsia="Times New Roman"/>
-                <w:color w:val="000000"/>
-                <w:sz w:val="26"/>
-              </w:rPr>
-              <w:t>Hồ sơ appointment #651 được tạo đúng, lịch chuyển sang Đã hoàn thành và nút Khám bệnh được thay bằng Xem hồ sơ</w:t>
+              <w:t>14/09/2026 19:29:50</w:t>
+            </w:r>
+          </w:p>
+        </w:tc>
+        <w:tc>
+          <w:tcPr>
+            <w:tcW w:type="dxa" w:w="1440"/>
+          </w:tcPr>
+          <w:p>
+            <w:r>
+              <w:rPr>
+                <w:rFonts w:ascii="Times New Roman" w:hAnsi="Times New Roman" w:eastAsia="Times New Roman"/>
+                <w:color w:val="000000"/>
+                <w:sz w:val="26"/>
+              </w:rPr>
+              <w:t>Hồ sơ appointment #714 được tạo đúng, lịch chuyển sang Đã hoàn thành và nút Khám bệnh được thay bằng Xem hồ sơ</w:t>
             </w:r>
           </w:p>
         </w:tc>
@@ -2175,7 +2175,7 @@
                 <w:color w:val="000000"/>
                 <w:sz w:val="26"/>
               </w:rPr>
-              <w:t>07/09/2026 19:03:06</w:t>
+              <w:t>14/09/2026 19:29:53</w:t>
             </w:r>
           </w:p>
         </w:tc>
@@ -2266,7 +2266,7 @@
                 <w:color w:val="000000"/>
                 <w:sz w:val="26"/>
               </w:rPr>
-              <w:t>07/09/2026 19:03:07</w:t>
+              <w:t>14/09/2026 19:29:55</w:t>
             </w:r>
           </w:p>
         </w:tc>
@@ -2357,7 +2357,7 @@
                 <w:color w:val="000000"/>
                 <w:sz w:val="26"/>
               </w:rPr>
-              <w:t>07/09/2026 19:03:08</w:t>
+              <w:t>14/09/2026 19:29:55</w:t>
             </w:r>
           </w:p>
         </w:tc>
@@ -2448,7 +2448,7 @@
                 <w:color w:val="000000"/>
                 <w:sz w:val="26"/>
               </w:rPr>
-              <w:t>07/09/2026 19:03:08</w:t>
+              <w:t>14/09/2026 19:29:55</w:t>
             </w:r>
           </w:p>
         </w:tc>
@@ -2539,7 +2539,7 @@
                 <w:color w:val="000000"/>
                 <w:sz w:val="26"/>
               </w:rPr>
-              <w:t>07/09/2026 19:03:08</w:t>
+              <w:t>14/09/2026 19:29:55</w:t>
             </w:r>
           </w:p>
         </w:tc>
@@ -2630,7 +2630,7 @@
                 <w:color w:val="000000"/>
                 <w:sz w:val="26"/>
               </w:rPr>
-              <w:t>07/09/2026 19:03:08</w:t>
+              <w:t>14/09/2026 19:29:55</w:t>
             </w:r>
           </w:p>
         </w:tc>
@@ -2721,7 +2721,7 @@
                 <w:color w:val="000000"/>
                 <w:sz w:val="26"/>
               </w:rPr>
-              <w:t>07/09/2026 19:03:11</w:t>
+              <w:t>14/09/2026 19:29:59</w:t>
             </w:r>
           </w:p>
         </w:tc>
@@ -2812,7 +2812,7 @@
                 <w:color w:val="000000"/>
                 <w:sz w:val="26"/>
               </w:rPr>
-              <w:t>07/09/2026 19:03:14</w:t>
+              <w:t>14/09/2026 19:30:02</w:t>
             </w:r>
           </w:p>
         </w:tc>
@@ -2903,7 +2903,7 @@
                 <w:color w:val="000000"/>
                 <w:sz w:val="26"/>
               </w:rPr>
-              <w:t>07/09/2026 19:03:16</w:t>
+              <w:t>14/09/2026 19:30:03</w:t>
             </w:r>
           </w:p>
         </w:tc>
@@ -2994,7 +2994,7 @@
                 <w:color w:val="000000"/>
                 <w:sz w:val="26"/>
               </w:rPr>
-              <w:t>07/09/2026 19:03:16</w:t>
+              <w:t>14/09/2026 19:30:04</w:t>
             </w:r>
           </w:p>
         </w:tc>
@@ -3085,7 +3085,7 @@
                 <w:color w:val="000000"/>
                 <w:sz w:val="26"/>
               </w:rPr>
-              <w:t>07/09/2026 19:03:16</w:t>
+              <w:t>14/09/2026 19:30:04</w:t>
             </w:r>
           </w:p>
         </w:tc>
@@ -3176,7 +3176,7 @@
                 <w:color w:val="000000"/>
                 <w:sz w:val="26"/>
               </w:rPr>
-              <w:t>07/09/2026 19:03:16</w:t>
+              <w:t>14/09/2026 19:30:04</w:t>
             </w:r>
           </w:p>
         </w:tc>
@@ -3267,7 +3267,7 @@
                 <w:color w:val="000000"/>
                 <w:sz w:val="26"/>
               </w:rPr>
-              <w:t>07/09/2026 19:03:17</w:t>
+              <w:t>14/09/2026 19:30:04</w:t>
             </w:r>
           </w:p>
         </w:tc>
@@ -3358,7 +3358,7 @@
                 <w:color w:val="000000"/>
                 <w:sz w:val="26"/>
               </w:rPr>
-              <w:t>07/09/2026 19:03:20</w:t>
+              <w:t>14/09/2026 19:30:07</w:t>
             </w:r>
           </w:p>
         </w:tc>
@@ -3449,7 +3449,7 @@
                 <w:color w:val="000000"/>
                 <w:sz w:val="26"/>
               </w:rPr>
-              <w:t>07/09/2026 19:03:23</w:t>
+              <w:t>14/09/2026 19:30:11</w:t>
             </w:r>
           </w:p>
         </w:tc>
@@ -3540,7 +3540,7 @@
                 <w:color w:val="000000"/>
                 <w:sz w:val="26"/>
               </w:rPr>
-              <w:t>07/09/2026 19:03:25</w:t>
+              <w:t>14/09/2026 19:30:12</w:t>
             </w:r>
           </w:p>
         </w:tc>
@@ -3631,7 +3631,7 @@
                 <w:color w:val="000000"/>
                 <w:sz w:val="26"/>
               </w:rPr>
-              <w:t>07/09/2026 19:03:25</w:t>
+              <w:t>14/09/2026 19:30:12</w:t>
             </w:r>
           </w:p>
         </w:tc>
@@ -3722,7 +3722,7 @@
                 <w:color w:val="000000"/>
                 <w:sz w:val="26"/>
               </w:rPr>
-              <w:t>07/09/2026 19:03:28</w:t>
+              <w:t>14/09/2026 19:30:15</w:t>
             </w:r>
           </w:p>
         </w:tc>
@@ -3813,7 +3813,7 @@
                 <w:color w:val="000000"/>
                 <w:sz w:val="26"/>
               </w:rPr>
-              <w:t>07/09/2026 19:03:28</w:t>
+              <w:t>14/09/2026 19:30:16</w:t>
             </w:r>
           </w:p>
         </w:tc>
@@ -3904,7 +3904,7 @@
                 <w:color w:val="000000"/>
                 <w:sz w:val="26"/>
               </w:rPr>
-              <w:t>07/09/2026 19:03:28</w:t>
+              <w:t>14/09/2026 19:30:16</w:t>
             </w:r>
           </w:p>
         </w:tc>
@@ -3995,7 +3995,7 @@
                 <w:color w:val="000000"/>
                 <w:sz w:val="26"/>
               </w:rPr>
-              <w:t>07/09/2026 19:03:31</w:t>
+              <w:t>14/09/2026 19:30:19</w:t>
             </w:r>
           </w:p>
         </w:tc>
@@ -4086,7 +4086,7 @@
                 <w:color w:val="000000"/>
                 <w:sz w:val="26"/>
               </w:rPr>
-              <w:t>07/09/2026 19:03:32</w:t>
+              <w:t>14/09/2026 19:30:19</w:t>
             </w:r>
           </w:p>
         </w:tc>
@@ -4177,7 +4177,7 @@
                 <w:color w:val="000000"/>
                 <w:sz w:val="26"/>
               </w:rPr>
-              <w:t>07/09/2026 19:03:35</w:t>
+              <w:t>14/09/2026 19:30:22</w:t>
             </w:r>
           </w:p>
         </w:tc>
@@ -4268,7 +4268,7 @@
                 <w:color w:val="000000"/>
                 <w:sz w:val="26"/>
               </w:rPr>
-              <w:t>07/09/2026 19:03:37</w:t>
+              <w:t>14/09/2026 19:30:24</w:t>
             </w:r>
           </w:p>
         </w:tc>
@@ -4359,7 +4359,7 @@
                 <w:color w:val="000000"/>
                 <w:sz w:val="26"/>
               </w:rPr>
-              <w:t>07/09/2026 19:03:37</w:t>
+              <w:t>14/09/2026 19:30:24</w:t>
             </w:r>
           </w:p>
         </w:tc>
@@ -4450,7 +4450,7 @@
                 <w:color w:val="000000"/>
                 <w:sz w:val="26"/>
               </w:rPr>
-              <w:t>07/09/2026 19:03:37</w:t>
+              <w:t>14/09/2026 19:30:24</w:t>
             </w:r>
           </w:p>
         </w:tc>
@@ -4541,7 +4541,7 @@
                 <w:color w:val="000000"/>
                 <w:sz w:val="26"/>
               </w:rPr>
-              <w:t>07/09/2026 19:03:37</w:t>
+              <w:t>14/09/2026 19:30:24</w:t>
             </w:r>
           </w:p>
         </w:tc>
@@ -4632,7 +4632,7 @@
                 <w:color w:val="000000"/>
                 <w:sz w:val="26"/>
               </w:rPr>
-              <w:t>07/09/2026 19:03:37</w:t>
+              <w:t>14/09/2026 19:30:24</w:t>
             </w:r>
           </w:p>
         </w:tc>
@@ -4723,7 +4723,7 @@
                 <w:color w:val="000000"/>
                 <w:sz w:val="26"/>
               </w:rPr>
-              <w:t>07/09/2026 19:03:37</w:t>
+              <w:t>14/09/2026 19:30:24</w:t>
             </w:r>
           </w:p>
         </w:tc>
@@ -4814,7 +4814,7 @@
                 <w:color w:val="000000"/>
                 <w:sz w:val="26"/>
               </w:rPr>
-              <w:t>07/09/2026 19:03:37</w:t>
+              <w:t>14/09/2026 19:30:25</w:t>
             </w:r>
           </w:p>
         </w:tc>
@@ -4905,7 +4905,7 @@
                 <w:color w:val="000000"/>
                 <w:sz w:val="26"/>
               </w:rPr>
-              <w:t>07/09/2026 19:03:41</w:t>
+              <w:t>14/09/2026 19:30:28</w:t>
             </w:r>
           </w:p>
         </w:tc>
@@ -4996,7 +4996,7 @@
                 <w:color w:val="000000"/>
                 <w:sz w:val="26"/>
               </w:rPr>
-              <w:t>07/09/2026 19:03:42</w:t>
+              <w:t>14/09/2026 19:30:30</w:t>
             </w:r>
           </w:p>
         </w:tc>
@@ -5087,7 +5087,7 @@
                 <w:color w:val="000000"/>
                 <w:sz w:val="26"/>
               </w:rPr>
-              <w:t>07/09/2026 19:03:42</w:t>
+              <w:t>14/09/2026 19:30:30</w:t>
             </w:r>
           </w:p>
         </w:tc>
@@ -5178,7 +5178,7 @@
                 <w:color w:val="000000"/>
                 <w:sz w:val="26"/>
               </w:rPr>
-              <w:t>07/09/2026 19:03:42</w:t>
+              <w:t>14/09/2026 19:30:30</w:t>
             </w:r>
           </w:p>
         </w:tc>
@@ -5269,7 +5269,7 @@
                 <w:color w:val="000000"/>
                 <w:sz w:val="26"/>
               </w:rPr>
-              <w:t>07/09/2026 19:03:43</w:t>
+              <w:t>14/09/2026 19:30:30</w:t>
             </w:r>
           </w:p>
         </w:tc>
@@ -5360,7 +5360,7 @@
                 <w:color w:val="000000"/>
                 <w:sz w:val="26"/>
               </w:rPr>
-              <w:t>07/09/2026 19:03:43</w:t>
+              <w:t>14/09/2026 19:30:30</w:t>
             </w:r>
           </w:p>
         </w:tc>
@@ -5451,7 +5451,7 @@
                 <w:color w:val="000000"/>
                 <w:sz w:val="26"/>
               </w:rPr>
-              <w:t>07/09/2026 19:03:46</w:t>
+              <w:t>14/09/2026 19:30:34</w:t>
             </w:r>
           </w:p>
         </w:tc>
@@ -5542,7 +5542,7 @@
                 <w:color w:val="000000"/>
                 <w:sz w:val="26"/>
               </w:rPr>
-              <w:t>07/09/2026 19:03:46</w:t>
+              <w:t>14/09/2026 19:30:34</w:t>
             </w:r>
           </w:p>
         </w:tc>
@@ -5633,7 +5633,7 @@
                 <w:color w:val="000000"/>
                 <w:sz w:val="26"/>
               </w:rPr>
-              <w:t>07/09/2026 19:03:47</w:t>
+              <w:t>14/09/2026 19:30:34</w:t>
             </w:r>
           </w:p>
         </w:tc>
@@ -5724,7 +5724,7 @@
                 <w:color w:val="000000"/>
                 <w:sz w:val="26"/>
               </w:rPr>
-              <w:t>07/09/2026 19:03:47</w:t>
+              <w:t>14/09/2026 19:30:34</w:t>
             </w:r>
           </w:p>
         </w:tc>
@@ -5815,7 +5815,7 @@
                 <w:color w:val="000000"/>
                 <w:sz w:val="26"/>
               </w:rPr>
-              <w:t>07/09/2026 19:03:52</w:t>
+              <w:t>14/09/2026 19:30:39</w:t>
             </w:r>
           </w:p>
         </w:tc>
@@ -5906,7 +5906,7 @@
                 <w:color w:val="000000"/>
                 <w:sz w:val="26"/>
               </w:rPr>
-              <w:t>07/09/2026 19:03:53</w:t>
+              <w:t>14/09/2026 19:30:40</w:t>
             </w:r>
           </w:p>
         </w:tc>
@@ -5997,7 +5997,7 @@
                 <w:color w:val="000000"/>
                 <w:sz w:val="26"/>
               </w:rPr>
-              <w:t>07/09/2026 19:03:53</w:t>
+              <w:t>14/09/2026 19:30:40</w:t>
             </w:r>
           </w:p>
         </w:tc>
@@ -6088,7 +6088,7 @@
                 <w:color w:val="000000"/>
                 <w:sz w:val="26"/>
               </w:rPr>
-              <w:t>07/09/2026 19:04:03</w:t>
+              <w:t>14/09/2026 19:30:50</w:t>
             </w:r>
           </w:p>
         </w:tc>
@@ -6179,7 +6179,7 @@
                 <w:color w:val="000000"/>
                 <w:sz w:val="26"/>
               </w:rPr>
-              <w:t>07/09/2026 19:04:03</w:t>
+              <w:t>14/09/2026 19:30:50</w:t>
             </w:r>
           </w:p>
         </w:tc>
@@ -6270,7 +6270,7 @@
                 <w:color w:val="000000"/>
                 <w:sz w:val="26"/>
               </w:rPr>
-              <w:t>07/09/2026 19:04:09</w:t>
+              <w:t>14/09/2026 19:30:57</w:t>
             </w:r>
           </w:p>
         </w:tc>
@@ -6361,7 +6361,7 @@
                 <w:color w:val="000000"/>
                 <w:sz w:val="26"/>
               </w:rPr>
-              <w:t>07/09/2026 19:04:10</w:t>
+              <w:t>14/09/2026 19:30:57</w:t>
             </w:r>
           </w:p>
         </w:tc>
@@ -6452,7 +6452,7 @@
                 <w:color w:val="000000"/>
                 <w:sz w:val="26"/>
               </w:rPr>
-              <w:t>07/09/2026 19:04:10</w:t>
+              <w:t>14/09/2026 19:30:58</w:t>
             </w:r>
           </w:p>
         </w:tc>
@@ -6543,7 +6543,7 @@
                 <w:color w:val="000000"/>
                 <w:sz w:val="26"/>
               </w:rPr>
-              <w:t>07/09/2026 19:04:15</w:t>
+              <w:t>14/09/2026 19:31:03</w:t>
             </w:r>
           </w:p>
         </w:tc>
@@ -6634,7 +6634,7 @@
                 <w:color w:val="000000"/>
                 <w:sz w:val="26"/>
               </w:rPr>
-              <w:t>07/09/2026 19:04:16</w:t>
+              <w:t>14/09/2026 19:31:03</w:t>
             </w:r>
           </w:p>
         </w:tc>
@@ -6725,7 +6725,7 @@
                 <w:color w:val="000000"/>
                 <w:sz w:val="26"/>
               </w:rPr>
-              <w:t>07/09/2026 19:04:16</w:t>
+              <w:t>14/09/2026 19:31:03</w:t>
             </w:r>
           </w:p>
         </w:tc>
@@ -6816,7 +6816,7 @@
                 <w:color w:val="000000"/>
                 <w:sz w:val="26"/>
               </w:rPr>
-              <w:t>07/09/2026 19:04:22</w:t>
+              <w:t>14/09/2026 19:31:10</w:t>
             </w:r>
           </w:p>
         </w:tc>
@@ -6907,7 +6907,7 @@
                 <w:color w:val="000000"/>
                 <w:sz w:val="26"/>
               </w:rPr>
-              <w:t>07/09/2026 19:04:23</w:t>
+              <w:t>14/09/2026 19:31:10</w:t>
             </w:r>
           </w:p>
         </w:tc>
@@ -6998,7 +6998,7 @@
                 <w:color w:val="000000"/>
                 <w:sz w:val="26"/>
               </w:rPr>
-              <w:t>07/09/2026 19:04:23</w:t>
+              <w:t>14/09/2026 19:31:11</w:t>
             </w:r>
           </w:p>
         </w:tc>
@@ -7089,7 +7089,7 @@
                 <w:color w:val="000000"/>
                 <w:sz w:val="26"/>
               </w:rPr>
-              <w:t>07/09/2026 19:04:23</w:t>
+              <w:t>14/09/2026 19:31:11</w:t>
             </w:r>
           </w:p>
         </w:tc>
@@ -7180,7 +7180,7 @@
                 <w:color w:val="000000"/>
                 <w:sz w:val="26"/>
               </w:rPr>
-              <w:t>07/09/2026 19:04:23</w:t>
+              <w:t>14/09/2026 19:31:11</w:t>
             </w:r>
           </w:p>
         </w:tc>
@@ -7271,7 +7271,7 @@
                 <w:color w:val="000000"/>
                 <w:sz w:val="26"/>
               </w:rPr>
-              <w:t>07/09/2026 19:04:26</w:t>
+              <w:t>14/09/2026 19:31:14</w:t>
             </w:r>
           </w:p>
         </w:tc>
@@ -7362,7 +7362,7 @@
                 <w:color w:val="000000"/>
                 <w:sz w:val="26"/>
               </w:rPr>
-              <w:t>07/09/2026 19:04:28</w:t>
+              <w:t>14/09/2026 19:31:16</w:t>
             </w:r>
           </w:p>
         </w:tc>
@@ -7453,7 +7453,7 @@
                 <w:color w:val="000000"/>
                 <w:sz w:val="26"/>
               </w:rPr>
-              <w:t>07/09/2026 19:04:28</w:t>
+              <w:t>14/09/2026 19:31:16</w:t>
             </w:r>
           </w:p>
         </w:tc>
@@ -7544,7 +7544,7 @@
                 <w:color w:val="000000"/>
                 <w:sz w:val="26"/>
               </w:rPr>
-              <w:t>07/09/2026 19:04:28</w:t>
+              <w:t>14/09/2026 19:31:16</w:t>
             </w:r>
           </w:p>
         </w:tc>
@@ -7635,7 +7635,7 @@
                 <w:color w:val="000000"/>
                 <w:sz w:val="26"/>
               </w:rPr>
-              <w:t>07/09/2026 19:04:29</w:t>
+              <w:t>14/09/2026 19:31:16</w:t>
             </w:r>
           </w:p>
         </w:tc>
@@ -7726,7 +7726,7 @@
                 <w:color w:val="000000"/>
                 <w:sz w:val="26"/>
               </w:rPr>
-              <w:t>07/09/2026 19:04:29</w:t>
+              <w:t>14/09/2026 19:31:16</w:t>
             </w:r>
           </w:p>
         </w:tc>
@@ -7817,7 +7817,7 @@
                 <w:color w:val="000000"/>
                 <w:sz w:val="26"/>
               </w:rPr>
-              <w:t>07/09/2026 19:04:32</w:t>
+              <w:t>14/09/2026 19:31:19</w:t>
             </w:r>
           </w:p>
         </w:tc>
@@ -7908,7 +7908,7 @@
                 <w:color w:val="000000"/>
                 <w:sz w:val="26"/>
               </w:rPr>
-              <w:t>07/09/2026 19:04:32</w:t>
+              <w:t>14/09/2026 19:31:20</w:t>
             </w:r>
           </w:p>
         </w:tc>
@@ -7999,7 +7999,7 @@
                 <w:color w:val="000000"/>
                 <w:sz w:val="26"/>
               </w:rPr>
-              <w:t>07/09/2026 19:04:32</w:t>
+              <w:t>14/09/2026 19:31:20</w:t>
             </w:r>
           </w:p>
         </w:tc>
